--- a/Jobsheet7_Fauzan Syarif Abdillah.docx
+++ b/Jobsheet7_Fauzan Syarif Abdillah.docx
@@ -21,19 +21,8 @@
         <w:ind w:left="426"/>
       </w:pPr>
       <w:r>
-        <w:t>Jawaban</w:t>
+        <w:t xml:space="preserve">Inisialisasi, Kondisi, Update ditunjukkan dengan : i, i = 0, i </w:t>
       </w:r>
-    </w:p>
-    <w:p>
-      <w:pPr>
-        <w:pStyle w:val="ListParagraph"/>
-        <w:numPr>
-          <w:ilvl w:val="0"/>
-          <w:numId w:val="1"/>
-        </w:numPr>
-        <w:spacing w:after="0" w:line="276" w:lineRule="auto"/>
-        <w:ind w:left="426"/>
-      </w:pPr>
     </w:p>
     <w:sectPr>
       <w:headerReference w:type="even" r:id="rId7"/>

--- a/Jobsheet7_Fauzan Syarif Abdillah.docx
+++ b/Jobsheet7_Fauzan Syarif Abdillah.docx
@@ -8,6 +8,9 @@
       </w:pPr>
       <w:r>
         <w:t>Percobaan 1</w:t>
+      </w:r>
+      <w:r>
+        <w:t xml:space="preserve"> (FOR)</w:t>
       </w:r>
     </w:p>
     <w:p>
@@ -21,7 +24,273 @@
         <w:ind w:left="426"/>
       </w:pPr>
       <w:r>
-        <w:t xml:space="preserve">Inisialisasi, Kondisi, Update ditunjukkan dengan : i, i = 0, i </w:t>
+        <w:t xml:space="preserve">Inisialisasi, Kondisi, Update ditunjukkan dengan : i, i </w:t>
+      </w:r>
+      <m:oMath>
+        <m:r>
+          <w:rPr>
+            <w:rFonts w:ascii="Cambria Math" w:hAnsi="Cambria Math"/>
+          </w:rPr>
+          <m:t>≤</m:t>
+        </m:r>
+      </m:oMath>
+      <w:r>
+        <w:rPr>
+          <w:rFonts w:eastAsiaTheme="minorEastAsia"/>
+        </w:rPr>
+        <w:t xml:space="preserve"> 10, i++</w:t>
+      </w:r>
+    </w:p>
+    <w:p>
+      <w:pPr>
+        <w:pStyle w:val="ListParagraph"/>
+        <w:numPr>
+          <w:ilvl w:val="0"/>
+          <w:numId w:val="1"/>
+        </w:numPr>
+        <w:spacing w:after="0" w:line="360" w:lineRule="auto"/>
+        <w:ind w:left="426"/>
+      </w:pPr>
+      <w:r>
+        <w:rPr>
+          <w:rFonts w:eastAsiaTheme="minorEastAsia"/>
+        </w:rPr>
+        <w:t xml:space="preserve">Karena saat kita menginput angka (misal 50 &amp; 100), pada pembacaan tertinggi akan </w:t>
+      </w:r>
+      <w:r>
+        <w:rPr>
+          <w:rFonts w:eastAsiaTheme="minorEastAsia"/>
+        </w:rPr>
+        <w:tab/>
+        <w:t xml:space="preserve">“50 lebih tinggi dari 0; dan 100 lebih tinggi dari 0” maka hasil akhir akan diambil </w:t>
+      </w:r>
+      <w:r>
+        <w:rPr>
+          <w:rFonts w:eastAsiaTheme="minorEastAsia"/>
+        </w:rPr>
+        <w:t>“nilai tertinggi 100” sebaliknya untuk terendah “50 lebih rendah dari 100; dan 100 tidak lebih rendah dari 100” maka akan diambil 50 untuk nilai terendah</w:t>
+      </w:r>
+    </w:p>
+    <w:p>
+      <w:pPr>
+        <w:pStyle w:val="ListParagraph"/>
+        <w:numPr>
+          <w:ilvl w:val="0"/>
+          <w:numId w:val="1"/>
+        </w:numPr>
+        <w:spacing w:after="0" w:line="360" w:lineRule="auto"/>
+        <w:ind w:left="426"/>
+      </w:pPr>
+      <w:r>
+        <w:rPr>
+          <w:rFonts w:eastAsiaTheme="minorEastAsia"/>
+        </w:rPr>
+        <w:t>Untuk mengecek pengulangan yang terjadi, jika ada nilai yang lebih cocok untuk mengisi kolom tersebut, maka nilai yang sebelumya diterima akan digantikan nilai baru</w:t>
+      </w:r>
+    </w:p>
+    <w:p>
+      <w:pPr>
+        <w:pStyle w:val="ListParagraph"/>
+        <w:numPr>
+          <w:ilvl w:val="0"/>
+          <w:numId w:val="1"/>
+        </w:numPr>
+        <w:spacing w:after="0" w:line="360" w:lineRule="auto"/>
+        <w:ind w:left="426"/>
+      </w:pPr>
+      <w:r>
+        <w:rPr>
+          <w:rFonts w:eastAsiaTheme="minorEastAsia"/>
+        </w:rPr>
+        <w:t>Github</w:t>
+      </w:r>
+    </w:p>
+    <w:p>
+      <w:pPr>
+        <w:pStyle w:val="ListParagraph"/>
+        <w:numPr>
+          <w:ilvl w:val="0"/>
+          <w:numId w:val="1"/>
+        </w:numPr>
+        <w:spacing w:after="0" w:line="360" w:lineRule="auto"/>
+        <w:ind w:left="426"/>
+      </w:pPr>
+      <w:r>
+        <w:rPr>
+          <w:rFonts w:eastAsiaTheme="minorEastAsia"/>
+        </w:rPr>
+        <w:t xml:space="preserve">Github </w:t>
+      </w:r>
+    </w:p>
+    <w:p>
+      <w:pPr>
+        <w:spacing w:after="0" w:line="360" w:lineRule="auto"/>
+      </w:pPr>
+      <w:r>
+        <w:t>Percobaan 2</w:t>
+      </w:r>
+      <w:r>
+        <w:t xml:space="preserve"> (WHILE)</w:t>
+      </w:r>
+    </w:p>
+    <w:p>
+      <w:pPr>
+        <w:pStyle w:val="ListParagraph"/>
+        <w:numPr>
+          <w:ilvl w:val="0"/>
+          <w:numId w:val="2"/>
+        </w:numPr>
+        <w:spacing w:after="0" w:line="360" w:lineRule="auto"/>
+      </w:pPr>
+      <w:r>
+        <w:t>Jawaban poin</w:t>
+      </w:r>
+    </w:p>
+    <w:p>
+      <w:pPr>
+        <w:pStyle w:val="ListParagraph"/>
+        <w:numPr>
+          <w:ilvl w:val="1"/>
+          <w:numId w:val="2"/>
+        </w:numPr>
+        <w:spacing w:after="0" w:line="360" w:lineRule="auto"/>
+      </w:pPr>
+      <w:r>
+        <w:t>Jika kita meng-input angka dibawah 0 (angka negatif) atau 100 keatas, maka data akan meng-print error</w:t>
+      </w:r>
+    </w:p>
+    <w:p>
+      <w:pPr>
+        <w:pStyle w:val="ListParagraph"/>
+        <w:numPr>
+          <w:ilvl w:val="1"/>
+          <w:numId w:val="2"/>
+        </w:numPr>
+        <w:spacing w:after="0" w:line="360" w:lineRule="auto"/>
+      </w:pPr>
+      <w:r>
+        <w:t>Untuk mencegah jikalau angka yang dimasukkan selain 0-100 agar tidak melanjutkan menuju if ke-2 jadi hanya cukup print “error” tidak print “nilai E”</w:t>
+      </w:r>
+    </w:p>
+    <w:p>
+      <w:pPr>
+        <w:pStyle w:val="ListParagraph"/>
+        <w:numPr>
+          <w:ilvl w:val="0"/>
+          <w:numId w:val="2"/>
+        </w:numPr>
+        <w:spacing w:after="0" w:line="360" w:lineRule="auto"/>
+      </w:pPr>
+      <w:r>
+        <w:t>Untuk i++ diakhir, akan menghasilkan output mengulang untuk ‘i’ dengan input yang salah hinggga inputnya benar, jika i++ diawal maka jika input salah akan tetap dilanjutkan ke ‘i’ selanjutnya tanpa membenarkan untuk input error milik ‘i’ pertama</w:t>
+      </w:r>
+    </w:p>
+    <w:p>
+      <w:pPr>
+        <w:pStyle w:val="ListParagraph"/>
+        <w:numPr>
+          <w:ilvl w:val="0"/>
+          <w:numId w:val="2"/>
+        </w:numPr>
+        <w:spacing w:after="0" w:line="360" w:lineRule="auto"/>
+      </w:pPr>
+      <w:r>
+        <w:t>19 kali</w:t>
+      </w:r>
+    </w:p>
+    <w:p>
+      <w:pPr>
+        <w:pStyle w:val="ListParagraph"/>
+        <w:numPr>
+          <w:ilvl w:val="0"/>
+          <w:numId w:val="2"/>
+        </w:numPr>
+        <w:spacing w:after="0" w:line="360" w:lineRule="auto"/>
+      </w:pPr>
+      <w:r>
+        <w:t>Github</w:t>
+      </w:r>
+    </w:p>
+    <w:p>
+      <w:pPr>
+        <w:pStyle w:val="ListParagraph"/>
+        <w:numPr>
+          <w:ilvl w:val="0"/>
+          <w:numId w:val="2"/>
+        </w:numPr>
+        <w:spacing w:after="0" w:line="360" w:lineRule="auto"/>
+      </w:pPr>
+      <w:r>
+        <w:t>Github</w:t>
+      </w:r>
+    </w:p>
+    <w:p>
+      <w:pPr>
+        <w:spacing w:after="0" w:line="360" w:lineRule="auto"/>
+      </w:pPr>
+      <w:r>
+        <w:t>Percobaan 3</w:t>
+      </w:r>
+      <w:r>
+        <w:t xml:space="preserve"> (DOWHILE)</w:t>
+      </w:r>
+    </w:p>
+    <w:p>
+      <w:pPr>
+        <w:pStyle w:val="ListParagraph"/>
+        <w:numPr>
+          <w:ilvl w:val="0"/>
+          <w:numId w:val="3"/>
+        </w:numPr>
+        <w:spacing w:after="0" w:line="360" w:lineRule="auto"/>
+      </w:pPr>
+      <w:r>
+        <w:t>Tidak ada pengulangan, langsung ditutup pada saat itu juga</w:t>
+      </w:r>
+    </w:p>
+    <w:p>
+      <w:pPr>
+        <w:pStyle w:val="ListParagraph"/>
+        <w:numPr>
+          <w:ilvl w:val="0"/>
+          <w:numId w:val="3"/>
+        </w:numPr>
+        <w:spacing w:after="0" w:line="360" w:lineRule="auto"/>
+      </w:pPr>
+      <w:r>
+        <w:t>Kondisi yang membuat perulangan doWhile berhenti yaitu dengan memasukkan ‘batal’ pada nama pelanggan kemudian akan menampilan ‘transaksi dibatalkan’ dan ‘transaksi selesai’</w:t>
+      </w:r>
+    </w:p>
+    <w:p>
+      <w:pPr>
+        <w:pStyle w:val="ListParagraph"/>
+        <w:numPr>
+          <w:ilvl w:val="0"/>
+          <w:numId w:val="3"/>
+        </w:numPr>
+        <w:spacing w:after="0" w:line="360" w:lineRule="auto"/>
+      </w:pPr>
+      <w:r>
+        <w:t>Dengan memberikan ‘true’ maka untuk proses true sejak awal, akan mengulang lagi pada proses awal sampai proses awal mengalami false sehingga menutup proses doWhile</w:t>
+      </w:r>
+    </w:p>
+    <w:p>
+      <w:pPr>
+        <w:pStyle w:val="ListParagraph"/>
+        <w:numPr>
+          <w:ilvl w:val="0"/>
+          <w:numId w:val="3"/>
+        </w:numPr>
+        <w:spacing w:after="0" w:line="360" w:lineRule="auto"/>
+      </w:pPr>
+      <w:r>
+        <w:t xml:space="preserve">Karena komponen inisialisasi ada diluar doWhile tidak seperti for yang berada di dalam, </w:t>
+      </w:r>
+      <w:r>
+        <w:t>updatenya terjadi dengan hasil true pada doWhile nya dengan menginput dari awal benar, maka proses akan diulang hingga terjadi false</w:t>
+      </w:r>
+      <w:r>
+        <w:t xml:space="preserve"> yang menutup proses tersebut</w:t>
       </w:r>
     </w:p>
     <w:sectPr>
@@ -360,8 +629,186 @@
       </w:pPr>
     </w:lvl>
   </w:abstractNum>
+  <w:abstractNum w:abstractNumId="1" w15:restartNumberingAfterBreak="0">
+    <w:nsid w:val="56EB3CD5"/>
+    <w:multiLevelType w:val="hybridMultilevel"/>
+    <w:tmpl w:val="0260697C"/>
+    <w:lvl w:ilvl="0" w:tplc="0409000F">
+      <w:start w:val="1"/>
+      <w:numFmt w:val="decimal"/>
+      <w:lvlText w:val="%1."/>
+      <w:lvlJc w:val="left"/>
+      <w:pPr>
+        <w:ind w:left="360" w:hanging="360"/>
+      </w:pPr>
+    </w:lvl>
+    <w:lvl w:ilvl="1" w:tplc="04090019" w:tentative="1">
+      <w:start w:val="1"/>
+      <w:numFmt w:val="lowerLetter"/>
+      <w:lvlText w:val="%2."/>
+      <w:lvlJc w:val="left"/>
+      <w:pPr>
+        <w:ind w:left="1080" w:hanging="360"/>
+      </w:pPr>
+    </w:lvl>
+    <w:lvl w:ilvl="2" w:tplc="0409001B" w:tentative="1">
+      <w:start w:val="1"/>
+      <w:numFmt w:val="lowerRoman"/>
+      <w:lvlText w:val="%3."/>
+      <w:lvlJc w:val="right"/>
+      <w:pPr>
+        <w:ind w:left="1800" w:hanging="180"/>
+      </w:pPr>
+    </w:lvl>
+    <w:lvl w:ilvl="3" w:tplc="0409000F" w:tentative="1">
+      <w:start w:val="1"/>
+      <w:numFmt w:val="decimal"/>
+      <w:lvlText w:val="%4."/>
+      <w:lvlJc w:val="left"/>
+      <w:pPr>
+        <w:ind w:left="2520" w:hanging="360"/>
+      </w:pPr>
+    </w:lvl>
+    <w:lvl w:ilvl="4" w:tplc="04090019" w:tentative="1">
+      <w:start w:val="1"/>
+      <w:numFmt w:val="lowerLetter"/>
+      <w:lvlText w:val="%5."/>
+      <w:lvlJc w:val="left"/>
+      <w:pPr>
+        <w:ind w:left="3240" w:hanging="360"/>
+      </w:pPr>
+    </w:lvl>
+    <w:lvl w:ilvl="5" w:tplc="0409001B" w:tentative="1">
+      <w:start w:val="1"/>
+      <w:numFmt w:val="lowerRoman"/>
+      <w:lvlText w:val="%6."/>
+      <w:lvlJc w:val="right"/>
+      <w:pPr>
+        <w:ind w:left="3960" w:hanging="180"/>
+      </w:pPr>
+    </w:lvl>
+    <w:lvl w:ilvl="6" w:tplc="0409000F" w:tentative="1">
+      <w:start w:val="1"/>
+      <w:numFmt w:val="decimal"/>
+      <w:lvlText w:val="%7."/>
+      <w:lvlJc w:val="left"/>
+      <w:pPr>
+        <w:ind w:left="4680" w:hanging="360"/>
+      </w:pPr>
+    </w:lvl>
+    <w:lvl w:ilvl="7" w:tplc="04090019" w:tentative="1">
+      <w:start w:val="1"/>
+      <w:numFmt w:val="lowerLetter"/>
+      <w:lvlText w:val="%8."/>
+      <w:lvlJc w:val="left"/>
+      <w:pPr>
+        <w:ind w:left="5400" w:hanging="360"/>
+      </w:pPr>
+    </w:lvl>
+    <w:lvl w:ilvl="8" w:tplc="0409001B" w:tentative="1">
+      <w:start w:val="1"/>
+      <w:numFmt w:val="lowerRoman"/>
+      <w:lvlText w:val="%9."/>
+      <w:lvlJc w:val="right"/>
+      <w:pPr>
+        <w:ind w:left="6120" w:hanging="180"/>
+      </w:pPr>
+    </w:lvl>
+  </w:abstractNum>
+  <w:abstractNum w:abstractNumId="2" w15:restartNumberingAfterBreak="0">
+    <w:nsid w:val="6CE84580"/>
+    <w:multiLevelType w:val="hybridMultilevel"/>
+    <w:tmpl w:val="FC0E3338"/>
+    <w:lvl w:ilvl="0" w:tplc="0409000F">
+      <w:start w:val="1"/>
+      <w:numFmt w:val="decimal"/>
+      <w:lvlText w:val="%1."/>
+      <w:lvlJc w:val="left"/>
+      <w:pPr>
+        <w:ind w:left="360" w:hanging="360"/>
+      </w:pPr>
+    </w:lvl>
+    <w:lvl w:ilvl="1" w:tplc="04090019">
+      <w:start w:val="1"/>
+      <w:numFmt w:val="lowerLetter"/>
+      <w:lvlText w:val="%2."/>
+      <w:lvlJc w:val="left"/>
+      <w:pPr>
+        <w:ind w:left="1080" w:hanging="360"/>
+      </w:pPr>
+    </w:lvl>
+    <w:lvl w:ilvl="2" w:tplc="0409001B" w:tentative="1">
+      <w:start w:val="1"/>
+      <w:numFmt w:val="lowerRoman"/>
+      <w:lvlText w:val="%3."/>
+      <w:lvlJc w:val="right"/>
+      <w:pPr>
+        <w:ind w:left="1800" w:hanging="180"/>
+      </w:pPr>
+    </w:lvl>
+    <w:lvl w:ilvl="3" w:tplc="0409000F" w:tentative="1">
+      <w:start w:val="1"/>
+      <w:numFmt w:val="decimal"/>
+      <w:lvlText w:val="%4."/>
+      <w:lvlJc w:val="left"/>
+      <w:pPr>
+        <w:ind w:left="2520" w:hanging="360"/>
+      </w:pPr>
+    </w:lvl>
+    <w:lvl w:ilvl="4" w:tplc="04090019" w:tentative="1">
+      <w:start w:val="1"/>
+      <w:numFmt w:val="lowerLetter"/>
+      <w:lvlText w:val="%5."/>
+      <w:lvlJc w:val="left"/>
+      <w:pPr>
+        <w:ind w:left="3240" w:hanging="360"/>
+      </w:pPr>
+    </w:lvl>
+    <w:lvl w:ilvl="5" w:tplc="0409001B" w:tentative="1">
+      <w:start w:val="1"/>
+      <w:numFmt w:val="lowerRoman"/>
+      <w:lvlText w:val="%6."/>
+      <w:lvlJc w:val="right"/>
+      <w:pPr>
+        <w:ind w:left="3960" w:hanging="180"/>
+      </w:pPr>
+    </w:lvl>
+    <w:lvl w:ilvl="6" w:tplc="0409000F" w:tentative="1">
+      <w:start w:val="1"/>
+      <w:numFmt w:val="decimal"/>
+      <w:lvlText w:val="%7."/>
+      <w:lvlJc w:val="left"/>
+      <w:pPr>
+        <w:ind w:left="4680" w:hanging="360"/>
+      </w:pPr>
+    </w:lvl>
+    <w:lvl w:ilvl="7" w:tplc="04090019" w:tentative="1">
+      <w:start w:val="1"/>
+      <w:numFmt w:val="lowerLetter"/>
+      <w:lvlText w:val="%8."/>
+      <w:lvlJc w:val="left"/>
+      <w:pPr>
+        <w:ind w:left="5400" w:hanging="360"/>
+      </w:pPr>
+    </w:lvl>
+    <w:lvl w:ilvl="8" w:tplc="0409001B" w:tentative="1">
+      <w:start w:val="1"/>
+      <w:numFmt w:val="lowerRoman"/>
+      <w:lvlText w:val="%9."/>
+      <w:lvlJc w:val="right"/>
+      <w:pPr>
+        <w:ind w:left="6120" w:hanging="180"/>
+      </w:pPr>
+    </w:lvl>
+  </w:abstractNum>
   <w:num w:numId="1" w16cid:durableId="1766224019">
     <w:abstractNumId w:val="0"/>
+  </w:num>
+  <w:num w:numId="2" w16cid:durableId="149177007">
+    <w:abstractNumId w:val="2"/>
+  </w:num>
+  <w:num w:numId="3" w16cid:durableId="1967350505">
+    <w:abstractNumId w:val="1"/>
   </w:num>
 </w:numbering>
 </file>
@@ -1327,6 +1774,16 @@
     <w:uiPriority w:val="99"/>
     <w:rsid w:val="0095660C"/>
   </w:style>
+  <w:style w:type="character" w:styleId="PlaceholderText">
+    <w:name w:val="Placeholder Text"/>
+    <w:basedOn w:val="DefaultParagraphFont"/>
+    <w:uiPriority w:val="99"/>
+    <w:semiHidden/>
+    <w:rsid w:val="003B3A16"/>
+    <w:rPr>
+      <w:color w:val="666666"/>
+    </w:rPr>
+  </w:style>
 </w:styles>
 </file>
 
